--- a/HCI Labs/OEL/23MDSWE248 HCI OEL.docx
+++ b/HCI Labs/OEL/23MDSWE248 HCI OEL.docx
@@ -3334,7 +3334,17 @@
                                 <w:sz w:val="64"/>
                                 <w:lang w:val="en-US"/>
                               </w:rPr>
-                              <w:t>HCI OEL</w:t>
+                              <w:t xml:space="preserve">HCI </w:t>
+                            </w:r>
+                            <w:r>
+                              <w:rPr>
+                                <w:rFonts w:ascii="Aleo" w:eastAsia="Aleo" w:hAnsi="Aleo" w:cs="Aleo"/>
+                                <w:b/>
+                                <w:color w:val="000000"/>
+                                <w:sz w:val="64"/>
+                                <w:lang w:val="en-US"/>
+                              </w:rPr>
+                              <w:t>Open Ended Lab</w:t>
                             </w:r>
                           </w:p>
                         </w:txbxContent>
@@ -3369,7 +3379,17 @@
                           <w:sz w:val="64"/>
                           <w:lang w:val="en-US"/>
                         </w:rPr>
-                        <w:t>HCI OEL</w:t>
+                        <w:t xml:space="preserve">HCI </w:t>
+                      </w:r>
+                      <w:r>
+                        <w:rPr>
+                          <w:rFonts w:ascii="Aleo" w:eastAsia="Aleo" w:hAnsi="Aleo" w:cs="Aleo"/>
+                          <w:b/>
+                          <w:color w:val="000000"/>
+                          <w:sz w:val="64"/>
+                          <w:lang w:val="en-US"/>
+                        </w:rPr>
+                        <w:t>Open Ended Lab</w:t>
                       </w:r>
                     </w:p>
                   </w:txbxContent>
@@ -3438,33 +3458,49 @@
                               <w:spacing w:line="258" w:lineRule="auto"/>
                               <w:textDirection w:val="btLr"/>
                             </w:pPr>
+                            <w:hyperlink r:id="rId7" w:history="1">
+                              <w:r>
+                                <w:rPr>
+                                  <w:rStyle w:val="Hyperlink"/>
+                                  <w:rFonts w:ascii="Aleo" w:eastAsia="Aleo" w:hAnsi="Aleo" w:cs="Aleo"/>
+                                  <w:sz w:val="40"/>
+                                </w:rPr>
+                                <w:t>Visit Git</w:t>
+                              </w:r>
+                              <w:r>
+                                <w:rPr>
+                                  <w:rStyle w:val="Hyperlink"/>
+                                  <w:rFonts w:ascii="Aleo" w:eastAsia="Aleo" w:hAnsi="Aleo" w:cs="Aleo"/>
+                                  <w:sz w:val="40"/>
+                                </w:rPr>
+                                <w:t>h</w:t>
+                              </w:r>
+                              <w:r>
+                                <w:rPr>
+                                  <w:rStyle w:val="Hyperlink"/>
+                                  <w:rFonts w:ascii="Aleo" w:eastAsia="Aleo" w:hAnsi="Aleo" w:cs="Aleo"/>
+                                  <w:sz w:val="40"/>
+                                </w:rPr>
+                                <w:t>ub</w:t>
+                              </w:r>
+                              <w:r>
+                                <w:rPr>
+                                  <w:rStyle w:val="Hyperlink"/>
+                                  <w:rFonts w:ascii="Aleo" w:eastAsia="Aleo" w:hAnsi="Aleo" w:cs="Aleo"/>
+                                  <w:sz w:val="40"/>
+                                </w:rPr>
+                                <w:t xml:space="preserve">        </w:t>
+                              </w:r>
+                            </w:hyperlink>
                             <w:r>
                               <w:rPr>
                                 <w:rFonts w:ascii="Aleo" w:eastAsia="Aleo" w:hAnsi="Aleo" w:cs="Aleo"/>
                                 <w:color w:val="0000FF"/>
                                 <w:sz w:val="40"/>
                               </w:rPr>
-                              <w:t xml:space="preserve">Visit </w:t>
+                              <w:t xml:space="preserve"> </w:t>
                             </w:r>
-                            <w:proofErr w:type="spellStart"/>
-                            <w:r>
-                              <w:rPr>
-                                <w:rFonts w:ascii="Aleo" w:eastAsia="Aleo" w:hAnsi="Aleo" w:cs="Aleo"/>
-                                <w:color w:val="0000FF"/>
-                                <w:sz w:val="40"/>
-                              </w:rPr>
-                              <w:t>Github</w:t>
-                            </w:r>
-                            <w:proofErr w:type="spellEnd"/>
-                            <w:r>
-                              <w:rPr>
-                                <w:rFonts w:ascii="Aleo" w:eastAsia="Aleo" w:hAnsi="Aleo" w:cs="Aleo"/>
-                                <w:color w:val="0000FF"/>
-                                <w:sz w:val="40"/>
-                              </w:rPr>
-                              <w:t xml:space="preserve">         </w:t>
-                            </w:r>
-                            <w:hyperlink r:id="rId7" w:history="1">
+                            <w:hyperlink r:id="rId8" w:history="1">
                               <w:r>
                                 <w:rPr>
                                   <w:rStyle w:val="Hyperlink"/>
@@ -3526,33 +3562,49 @@
                         <w:spacing w:line="258" w:lineRule="auto"/>
                         <w:textDirection w:val="btLr"/>
                       </w:pPr>
+                      <w:hyperlink r:id="rId9" w:history="1">
+                        <w:r>
+                          <w:rPr>
+                            <w:rStyle w:val="Hyperlink"/>
+                            <w:rFonts w:ascii="Aleo" w:eastAsia="Aleo" w:hAnsi="Aleo" w:cs="Aleo"/>
+                            <w:sz w:val="40"/>
+                          </w:rPr>
+                          <w:t>Visit Git</w:t>
+                        </w:r>
+                        <w:r>
+                          <w:rPr>
+                            <w:rStyle w:val="Hyperlink"/>
+                            <w:rFonts w:ascii="Aleo" w:eastAsia="Aleo" w:hAnsi="Aleo" w:cs="Aleo"/>
+                            <w:sz w:val="40"/>
+                          </w:rPr>
+                          <w:t>h</w:t>
+                        </w:r>
+                        <w:r>
+                          <w:rPr>
+                            <w:rStyle w:val="Hyperlink"/>
+                            <w:rFonts w:ascii="Aleo" w:eastAsia="Aleo" w:hAnsi="Aleo" w:cs="Aleo"/>
+                            <w:sz w:val="40"/>
+                          </w:rPr>
+                          <w:t>ub</w:t>
+                        </w:r>
+                        <w:r>
+                          <w:rPr>
+                            <w:rStyle w:val="Hyperlink"/>
+                            <w:rFonts w:ascii="Aleo" w:eastAsia="Aleo" w:hAnsi="Aleo" w:cs="Aleo"/>
+                            <w:sz w:val="40"/>
+                          </w:rPr>
+                          <w:t xml:space="preserve">        </w:t>
+                        </w:r>
+                      </w:hyperlink>
                       <w:r>
                         <w:rPr>
                           <w:rFonts w:ascii="Aleo" w:eastAsia="Aleo" w:hAnsi="Aleo" w:cs="Aleo"/>
                           <w:color w:val="0000FF"/>
                           <w:sz w:val="40"/>
                         </w:rPr>
-                        <w:t xml:space="preserve">Visit </w:t>
+                        <w:t xml:space="preserve"> </w:t>
                       </w:r>
-                      <w:proofErr w:type="spellStart"/>
-                      <w:r>
-                        <w:rPr>
-                          <w:rFonts w:ascii="Aleo" w:eastAsia="Aleo" w:hAnsi="Aleo" w:cs="Aleo"/>
-                          <w:color w:val="0000FF"/>
-                          <w:sz w:val="40"/>
-                        </w:rPr>
-                        <w:t>Github</w:t>
-                      </w:r>
-                      <w:proofErr w:type="spellEnd"/>
-                      <w:r>
-                        <w:rPr>
-                          <w:rFonts w:ascii="Aleo" w:eastAsia="Aleo" w:hAnsi="Aleo" w:cs="Aleo"/>
-                          <w:color w:val="0000FF"/>
-                          <w:sz w:val="40"/>
-                        </w:rPr>
-                        <w:t xml:space="preserve">         </w:t>
-                      </w:r>
-                      <w:hyperlink r:id="rId8" w:history="1">
+                      <w:hyperlink r:id="rId10" w:history="1">
                         <w:r>
                           <w:rPr>
                             <w:rStyle w:val="Hyperlink"/>
@@ -3637,17 +3689,8 @@
                                 <w:color w:val="002060"/>
                                 <w:sz w:val="48"/>
                               </w:rPr>
-                              <w:t xml:space="preserve">University of Engineering and Technology </w:t>
+                              <w:t>University of Engineering and Technology Mardan</w:t>
                             </w:r>
-                            <w:proofErr w:type="spellStart"/>
-                            <w:r>
-                              <w:rPr>
-                                <w:color w:val="002060"/>
-                                <w:sz w:val="48"/>
-                              </w:rPr>
-                              <w:t>Mardan</w:t>
-                            </w:r>
-                            <w:proofErr w:type="spellEnd"/>
                           </w:p>
                         </w:txbxContent>
                       </wps:txbx>
@@ -3676,17 +3719,8 @@
                           <w:color w:val="002060"/>
                           <w:sz w:val="48"/>
                         </w:rPr>
-                        <w:t xml:space="preserve">University of Engineering and Technology </w:t>
+                        <w:t>University of Engineering and Technology Mardan</w:t>
                       </w:r>
-                      <w:proofErr w:type="spellStart"/>
-                      <w:r>
-                        <w:rPr>
-                          <w:color w:val="002060"/>
-                          <w:sz w:val="48"/>
-                        </w:rPr>
-                        <w:t>Mardan</w:t>
-                      </w:r>
-                      <w:proofErr w:type="spellEnd"/>
                     </w:p>
                   </w:txbxContent>
                 </v:textbox>
@@ -3705,14 +3739,12 @@
         <w:lastRenderedPageBreak/>
         <w:t xml:space="preserve">Interactive Prototype Design and Cognitive Walkthrough Evaluation of </w:t>
       </w:r>
-      <w:proofErr w:type="spellStart"/>
       <w:r>
         <w:rPr>
           <w:u w:val="single"/>
         </w:rPr>
         <w:t>AegisNet</w:t>
       </w:r>
-      <w:proofErr w:type="spellEnd"/>
       <w:r>
         <w:t xml:space="preserve"> Smart Surveillance System</w:t>
       </w:r>
@@ -3742,13 +3774,8 @@
       <w:pPr>
         <w:pStyle w:val="NormalWeb"/>
       </w:pPr>
-      <w:proofErr w:type="spellStart"/>
-      <w:r>
-        <w:t>AegisNet</w:t>
-      </w:r>
-      <w:proofErr w:type="spellEnd"/>
-      <w:r>
-        <w:t xml:space="preserve"> – AI Powered Smart City Surveillance and Criminal Tracking System</w:t>
+      <w:r>
+        <w:t>AegisNet  AI Powered Smart City Surveillance and Criminal Tracking System</w:t>
       </w:r>
     </w:p>
     <w:p>
@@ -3783,15 +3810,7 @@
         <w:jc w:val="both"/>
       </w:pPr>
       <w:r>
-        <w:t>The selected FYP idea is “</w:t>
-      </w:r>
-      <w:proofErr w:type="spellStart"/>
-      <w:r>
-        <w:t>AegisNet</w:t>
-      </w:r>
-      <w:proofErr w:type="spellEnd"/>
-      <w:r>
-        <w:t>”, an AI-powered smart surveillance and criminal tracking system designed for smart city environments. The system is intended to assist law enforcement agencies by monitoring multiple CCTV feeds, detecting suspicious activities, generating alerts, and tracking suspects across multiple cameras.</w:t>
+        <w:t>The selected FYP idea is “AegisNet”, an AI-powered smart surveillance and criminal tracking system designed for smart city environments. The system is intended to assist law enforcement agencies by monitoring multiple CCTV feeds, detecting suspicious activities, generating alerts, and tracking suspects across multiple cameras.</w:t>
       </w:r>
     </w:p>
     <w:p>
@@ -3922,13 +3941,8 @@
         <w:pStyle w:val="NormalWeb"/>
         <w:jc w:val="both"/>
       </w:pPr>
-      <w:proofErr w:type="spellStart"/>
-      <w:r>
-        <w:t>AegisNet</w:t>
-      </w:r>
-      <w:proofErr w:type="spellEnd"/>
-      <w:r>
-        <w:t xml:space="preserve"> is a smart surveillance platform designed for police and security departments. The system uses artificial intelligence and computer vision to analyze CCTV feeds and detect suspicious activities.</w:t>
+      <w:r>
+        <w:t>AegisNet is a smart surveillance platform designed for police and security departments. The system uses artificial intelligence and computer vision to analyze CCTV feeds and detect suspicious activities.</w:t>
       </w:r>
     </w:p>
     <w:p>
@@ -4487,7 +4501,7 @@
                     <pic:cNvPicPr/>
                   </pic:nvPicPr>
                   <pic:blipFill>
-                    <a:blip r:embed="rId9"/>
+                    <a:blip r:embed="rId11"/>
                     <a:stretch>
                       <a:fillRect/>
                     </a:stretch>
@@ -4538,16 +4552,8 @@
         <w:rPr>
           <w:lang w:val="en-US"/>
         </w:rPr>
-        <w:t xml:space="preserve"> Seven Screens prototype for </w:t>
-      </w:r>
-      <w:proofErr w:type="spellStart"/>
-      <w:r>
-        <w:rPr>
-          <w:lang w:val="en-US"/>
-        </w:rPr>
-        <w:t>AegisNet</w:t>
-      </w:r>
-      <w:proofErr w:type="spellEnd"/>
+        <w:t xml:space="preserve"> Seven Screens prototype for AegisNet</w:t>
+      </w:r>
     </w:p>
     <w:p>
       <w:pPr>
@@ -4590,18 +4596,8 @@
           <w:sz w:val="24"/>
           <w:szCs w:val="24"/>
         </w:rPr>
-        <w:t xml:space="preserve">Below is the description and detail of each screen designed in </w:t>
-      </w:r>
-      <w:proofErr w:type="spellStart"/>
-      <w:r>
-        <w:rPr>
-          <w:rFonts w:asciiTheme="majorBidi" w:eastAsia="Times New Roman" w:hAnsiTheme="majorBidi" w:cstheme="majorBidi"/>
-          <w:sz w:val="24"/>
-          <w:szCs w:val="24"/>
-        </w:rPr>
-        <w:t>figama</w:t>
-      </w:r>
-      <w:proofErr w:type="spellEnd"/>
+        <w:t>Below is the description and detail of each screen designed in figama</w:t>
+      </w:r>
     </w:p>
     <w:p>
       <w:pPr>
@@ -4713,326 +4709,6 @@
             <wp:extent cx="2787650" cy="5967445"/>
             <wp:effectExtent l="0" t="0" r="0" b="0"/>
             <wp:docPr id="40" name="Picture 40"/>
-            <wp:cNvGraphicFramePr>
-              <a:graphicFrameLocks xmlns:a="http://schemas.openxmlformats.org/drawingml/2006/main" noChangeAspect="1"/>
-            </wp:cNvGraphicFramePr>
-            <a:graphic xmlns:a="http://schemas.openxmlformats.org/drawingml/2006/main">
-              <a:graphicData uri="http://schemas.openxmlformats.org/drawingml/2006/picture">
-                <pic:pic xmlns:pic="http://schemas.openxmlformats.org/drawingml/2006/picture">
-                  <pic:nvPicPr>
-                    <pic:cNvPr id="1" name=""/>
-                    <pic:cNvPicPr/>
-                  </pic:nvPicPr>
-                  <pic:blipFill>
-                    <a:blip r:embed="rId10"/>
-                    <a:stretch>
-                      <a:fillRect/>
-                    </a:stretch>
-                  </pic:blipFill>
-                  <pic:spPr>
-                    <a:xfrm>
-                      <a:off x="0" y="0"/>
-                      <a:ext cx="2792925" cy="5978738"/>
-                    </a:xfrm>
-                    <a:prstGeom prst="rect">
-                      <a:avLst/>
-                    </a:prstGeom>
-                  </pic:spPr>
-                </pic:pic>
-              </a:graphicData>
-            </a:graphic>
-          </wp:inline>
-        </w:drawing>
-      </w:r>
-    </w:p>
-    <w:p>
-      <w:pPr>
-        <w:pStyle w:val="Heading3"/>
-        <w:jc w:val="both"/>
-      </w:pPr>
-      <w:r>
-        <w:lastRenderedPageBreak/>
-        <w:t>2. Home Dashboard</w:t>
-      </w:r>
-    </w:p>
-    <w:p>
-      <w:pPr>
-        <w:pStyle w:val="NormalWeb"/>
-        <w:jc w:val="both"/>
-      </w:pPr>
-      <w:r>
-        <w:t>The dashboard provides an overview of:</w:t>
-      </w:r>
-    </w:p>
-    <w:p>
-      <w:pPr>
-        <w:pStyle w:val="NormalWeb"/>
-        <w:numPr>
-          <w:ilvl w:val="0"/>
-          <w:numId w:val="19"/>
-        </w:numPr>
-        <w:jc w:val="both"/>
-      </w:pPr>
-      <w:r>
-        <w:t>Total active cameras</w:t>
-      </w:r>
-    </w:p>
-    <w:p>
-      <w:pPr>
-        <w:pStyle w:val="NormalWeb"/>
-        <w:numPr>
-          <w:ilvl w:val="0"/>
-          <w:numId w:val="19"/>
-        </w:numPr>
-        <w:jc w:val="both"/>
-      </w:pPr>
-      <w:r>
-        <w:t>Active alerts</w:t>
-      </w:r>
-    </w:p>
-    <w:p>
-      <w:pPr>
-        <w:pStyle w:val="NormalWeb"/>
-        <w:numPr>
-          <w:ilvl w:val="0"/>
-          <w:numId w:val="19"/>
-        </w:numPr>
-        <w:jc w:val="both"/>
-      </w:pPr>
-      <w:r>
-        <w:t>Tracking operations</w:t>
-      </w:r>
-    </w:p>
-    <w:p>
-      <w:pPr>
-        <w:pStyle w:val="NormalWeb"/>
-        <w:numPr>
-          <w:ilvl w:val="0"/>
-          <w:numId w:val="19"/>
-        </w:numPr>
-        <w:jc w:val="both"/>
-      </w:pPr>
-      <w:r>
-        <w:t>Recent alerts</w:t>
-      </w:r>
-    </w:p>
-    <w:p>
-      <w:pPr>
-        <w:pStyle w:val="NormalWeb"/>
-        <w:numPr>
-          <w:ilvl w:val="0"/>
-          <w:numId w:val="19"/>
-        </w:numPr>
-        <w:jc w:val="both"/>
-      </w:pPr>
-      <w:r>
-        <w:t>Nearby camera statuses</w:t>
-      </w:r>
-    </w:p>
-    <w:p>
-      <w:pPr>
-        <w:pStyle w:val="NormalWeb"/>
-        <w:jc w:val="both"/>
-      </w:pPr>
-      <w:r>
-        <w:t>This screen acts as the central control panel for monitoring activities.</w:t>
-      </w:r>
-    </w:p>
-    <w:p>
-      <w:pPr>
-        <w:pStyle w:val="NormalWeb"/>
-        <w:jc w:val="center"/>
-      </w:pPr>
-      <w:r>
-        <w:drawing>
-          <wp:inline distT="0" distB="0" distL="0" distR="0" wp14:anchorId="0884301C" wp14:editId="0CAB9384">
-            <wp:extent cx="2946618" cy="6057900"/>
-            <wp:effectExtent l="0" t="0" r="6350" b="0"/>
-            <wp:docPr id="41" name="Picture 41"/>
-            <wp:cNvGraphicFramePr>
-              <a:graphicFrameLocks xmlns:a="http://schemas.openxmlformats.org/drawingml/2006/main" noChangeAspect="1"/>
-            </wp:cNvGraphicFramePr>
-            <a:graphic xmlns:a="http://schemas.openxmlformats.org/drawingml/2006/main">
-              <a:graphicData uri="http://schemas.openxmlformats.org/drawingml/2006/picture">
-                <pic:pic xmlns:pic="http://schemas.openxmlformats.org/drawingml/2006/picture">
-                  <pic:nvPicPr>
-                    <pic:cNvPr id="1" name=""/>
-                    <pic:cNvPicPr/>
-                  </pic:nvPicPr>
-                  <pic:blipFill>
-                    <a:blip r:embed="rId11"/>
-                    <a:stretch>
-                      <a:fillRect/>
-                    </a:stretch>
-                  </pic:blipFill>
-                  <pic:spPr>
-                    <a:xfrm>
-                      <a:off x="0" y="0"/>
-                      <a:ext cx="2952114" cy="6069200"/>
-                    </a:xfrm>
-                    <a:prstGeom prst="rect">
-                      <a:avLst/>
-                    </a:prstGeom>
-                  </pic:spPr>
-                </pic:pic>
-              </a:graphicData>
-            </a:graphic>
-          </wp:inline>
-        </w:drawing>
-      </w:r>
-    </w:p>
-    <w:p>
-      <w:pPr>
-        <w:pStyle w:val="Heading3"/>
-        <w:jc w:val="both"/>
-      </w:pPr>
-      <w:r>
-        <w:lastRenderedPageBreak/>
-        <w:t>3. Level 1 Alert Screen</w:t>
-      </w:r>
-    </w:p>
-    <w:p>
-      <w:pPr>
-        <w:pStyle w:val="NormalWeb"/>
-        <w:jc w:val="both"/>
-      </w:pPr>
-      <w:r>
-        <w:t>This screen displays low-threat alerts where weapons are detected without suspicious behavior.</w:t>
-      </w:r>
-    </w:p>
-    <w:p>
-      <w:pPr>
-        <w:pStyle w:val="NormalWeb"/>
-        <w:jc w:val="both"/>
-      </w:pPr>
-      <w:r>
-        <w:t>The interface shows:</w:t>
-      </w:r>
-    </w:p>
-    <w:p>
-      <w:pPr>
-        <w:pStyle w:val="NormalWeb"/>
-        <w:numPr>
-          <w:ilvl w:val="0"/>
-          <w:numId w:val="20"/>
-        </w:numPr>
-        <w:jc w:val="both"/>
-      </w:pPr>
-      <w:r>
-        <w:t>Camera information</w:t>
-      </w:r>
-    </w:p>
-    <w:p>
-      <w:pPr>
-        <w:pStyle w:val="NormalWeb"/>
-        <w:numPr>
-          <w:ilvl w:val="0"/>
-          <w:numId w:val="20"/>
-        </w:numPr>
-        <w:jc w:val="both"/>
-      </w:pPr>
-      <w:r>
-        <w:t>Detection confidence</w:t>
-      </w:r>
-    </w:p>
-    <w:p>
-      <w:pPr>
-        <w:pStyle w:val="NormalWeb"/>
-        <w:numPr>
-          <w:ilvl w:val="0"/>
-          <w:numId w:val="20"/>
-        </w:numPr>
-        <w:jc w:val="both"/>
-      </w:pPr>
-      <w:r>
-        <w:t>Timestamp</w:t>
-      </w:r>
-    </w:p>
-    <w:p>
-      <w:pPr>
-        <w:pStyle w:val="NormalWeb"/>
-        <w:numPr>
-          <w:ilvl w:val="0"/>
-          <w:numId w:val="20"/>
-        </w:numPr>
-        <w:jc w:val="both"/>
-      </w:pPr>
-      <w:r>
-        <w:t>Evidence video clip</w:t>
-      </w:r>
-    </w:p>
-    <w:p>
-      <w:pPr>
-        <w:pStyle w:val="NormalWeb"/>
-        <w:numPr>
-          <w:ilvl w:val="0"/>
-          <w:numId w:val="20"/>
-        </w:numPr>
-        <w:jc w:val="both"/>
-      </w:pPr>
-      <w:r>
-        <w:t>Action buttons</w:t>
-      </w:r>
-    </w:p>
-    <w:p>
-      <w:pPr>
-        <w:pStyle w:val="NormalWeb"/>
-        <w:jc w:val="both"/>
-      </w:pPr>
-      <w:r>
-        <w:t>Users can:</w:t>
-      </w:r>
-    </w:p>
-    <w:p>
-      <w:pPr>
-        <w:pStyle w:val="NormalWeb"/>
-        <w:numPr>
-          <w:ilvl w:val="0"/>
-          <w:numId w:val="21"/>
-        </w:numPr>
-        <w:jc w:val="both"/>
-      </w:pPr>
-      <w:r>
-        <w:t>Dispatch nearest unit</w:t>
-      </w:r>
-    </w:p>
-    <w:p>
-      <w:pPr>
-        <w:pStyle w:val="NormalWeb"/>
-        <w:numPr>
-          <w:ilvl w:val="0"/>
-          <w:numId w:val="21"/>
-        </w:numPr>
-        <w:jc w:val="both"/>
-      </w:pPr>
-      <w:r>
-        <w:t>Escalate to tracking mode</w:t>
-      </w:r>
-    </w:p>
-    <w:p>
-      <w:pPr>
-        <w:pStyle w:val="NormalWeb"/>
-        <w:numPr>
-          <w:ilvl w:val="0"/>
-          <w:numId w:val="21"/>
-        </w:numPr>
-        <w:jc w:val="both"/>
-      </w:pPr>
-      <w:r>
-        <w:t>Mark alert as false positive</w:t>
-      </w:r>
-    </w:p>
-    <w:p>
-      <w:pPr>
-        <w:pStyle w:val="NormalWeb"/>
-        <w:jc w:val="center"/>
-      </w:pPr>
-      <w:r>
-        <w:drawing>
-          <wp:inline distT="0" distB="0" distL="0" distR="0" wp14:anchorId="7A437990" wp14:editId="2594ED3D">
-            <wp:extent cx="2454556" cy="5003800"/>
-            <wp:effectExtent l="0" t="0" r="3175" b="6350"/>
-            <wp:docPr id="42" name="Picture 42"/>
             <wp:cNvGraphicFramePr>
               <a:graphicFrameLocks xmlns:a="http://schemas.openxmlformats.org/drawingml/2006/main" noChangeAspect="1"/>
             </wp:cNvGraphicFramePr>
@@ -5052,7 +4728,7 @@
                   <pic:spPr>
                     <a:xfrm>
                       <a:off x="0" y="0"/>
-                      <a:ext cx="2461061" cy="5017060"/>
+                      <a:ext cx="2792925" cy="5978738"/>
                     </a:xfrm>
                     <a:prstGeom prst="rect">
                       <a:avLst/>
@@ -5072,25 +4748,16 @@
       </w:pPr>
       <w:r>
         <w:lastRenderedPageBreak/>
-        <w:t>4. Level 2 Tracking Screen</w:t>
-      </w:r>
-    </w:p>
-    <w:p>
-      <w:pPr>
-        <w:pStyle w:val="NormalWeb"/>
-        <w:jc w:val="both"/>
-      </w:pPr>
-      <w:r>
-        <w:t>This screen is activated during high-threat situations.</w:t>
-      </w:r>
-    </w:p>
-    <w:p>
-      <w:pPr>
-        <w:pStyle w:val="NormalWeb"/>
-        <w:jc w:val="both"/>
-      </w:pPr>
-      <w:r>
-        <w:t>Features include:</w:t>
+        <w:t>2. Home Dashboard</w:t>
+      </w:r>
+    </w:p>
+    <w:p>
+      <w:pPr>
+        <w:pStyle w:val="NormalWeb"/>
+        <w:jc w:val="both"/>
+      </w:pPr>
+      <w:r>
+        <w:t>The dashboard provides an overview of:</w:t>
       </w:r>
     </w:p>
     <w:p>
@@ -5098,12 +4765,12 @@
         <w:pStyle w:val="NormalWeb"/>
         <w:numPr>
           <w:ilvl w:val="0"/>
-          <w:numId w:val="22"/>
+          <w:numId w:val="19"/>
         </w:numPr>
         <w:jc w:val="both"/>
       </w:pPr>
       <w:r>
-        <w:t>Multi-camera suspect tracking</w:t>
+        <w:t>Total active cameras</w:t>
       </w:r>
     </w:p>
     <w:p>
@@ -5111,12 +4778,12 @@
         <w:pStyle w:val="NormalWeb"/>
         <w:numPr>
           <w:ilvl w:val="0"/>
-          <w:numId w:val="22"/>
+          <w:numId w:val="19"/>
         </w:numPr>
         <w:jc w:val="both"/>
       </w:pPr>
       <w:r>
-        <w:t>Live movement path</w:t>
+        <w:t>Active alerts</w:t>
       </w:r>
     </w:p>
     <w:p>
@@ -5124,12 +4791,12 @@
         <w:pStyle w:val="NormalWeb"/>
         <w:numPr>
           <w:ilvl w:val="0"/>
-          <w:numId w:val="22"/>
+          <w:numId w:val="19"/>
         </w:numPr>
         <w:jc w:val="both"/>
       </w:pPr>
       <w:r>
-        <w:t>Suggested interception points</w:t>
+        <w:t>Tracking operations</w:t>
       </w:r>
     </w:p>
     <w:p>
@@ -5137,12 +4804,12 @@
         <w:pStyle w:val="NormalWeb"/>
         <w:numPr>
           <w:ilvl w:val="0"/>
-          <w:numId w:val="22"/>
+          <w:numId w:val="19"/>
         </w:numPr>
         <w:jc w:val="both"/>
       </w:pPr>
       <w:r>
-        <w:t>Predicted escape routes</w:t>
+        <w:t>Recent alerts</w:t>
       </w:r>
     </w:p>
     <w:p>
@@ -5150,21 +4817,21 @@
         <w:pStyle w:val="NormalWeb"/>
         <w:numPr>
           <w:ilvl w:val="0"/>
-          <w:numId w:val="22"/>
+          <w:numId w:val="19"/>
         </w:numPr>
         <w:jc w:val="both"/>
       </w:pPr>
       <w:r>
-        <w:t>Tracking status updates</w:t>
-      </w:r>
-    </w:p>
-    <w:p>
-      <w:pPr>
-        <w:pStyle w:val="NormalWeb"/>
-        <w:jc w:val="both"/>
-      </w:pPr>
-      <w:r>
-        <w:t>This screen represents the intelligent surveillance capability of the system.</w:t>
+        <w:t>Nearby camera statuses</w:t>
+      </w:r>
+    </w:p>
+    <w:p>
+      <w:pPr>
+        <w:pStyle w:val="NormalWeb"/>
+        <w:jc w:val="both"/>
+      </w:pPr>
+      <w:r>
+        <w:t>This screen acts as the central control panel for monitoring activities.</w:t>
       </w:r>
     </w:p>
     <w:p>
@@ -5174,10 +4841,10 @@
       </w:pPr>
       <w:r>
         <w:drawing>
-          <wp:inline distT="0" distB="0" distL="0" distR="0" wp14:anchorId="31AC466D" wp14:editId="2BA2825A">
-            <wp:extent cx="2590800" cy="5538131"/>
-            <wp:effectExtent l="0" t="0" r="0" b="5715"/>
-            <wp:docPr id="43" name="Picture 43"/>
+          <wp:inline distT="0" distB="0" distL="0" distR="0" wp14:anchorId="0884301C" wp14:editId="0CAB9384">
+            <wp:extent cx="2946618" cy="6057900"/>
+            <wp:effectExtent l="0" t="0" r="6350" b="0"/>
+            <wp:docPr id="41" name="Picture 41"/>
             <wp:cNvGraphicFramePr>
               <a:graphicFrameLocks xmlns:a="http://schemas.openxmlformats.org/drawingml/2006/main" noChangeAspect="1"/>
             </wp:cNvGraphicFramePr>
@@ -5197,7 +4864,7 @@
                   <pic:spPr>
                     <a:xfrm>
                       <a:off x="0" y="0"/>
-                      <a:ext cx="2596868" cy="5551103"/>
+                      <a:ext cx="2952114" cy="6069200"/>
                     </a:xfrm>
                     <a:prstGeom prst="rect">
                       <a:avLst/>
@@ -5217,16 +4884,25 @@
       </w:pPr>
       <w:r>
         <w:lastRenderedPageBreak/>
-        <w:t>5. Camera Feed Screen</w:t>
-      </w:r>
-    </w:p>
-    <w:p>
-      <w:pPr>
-        <w:pStyle w:val="NormalWeb"/>
-        <w:jc w:val="both"/>
-      </w:pPr>
-      <w:r>
-        <w:t>The camera feed interface allows users to:</w:t>
+        <w:t>3. Level 1 Alert Screen</w:t>
+      </w:r>
+    </w:p>
+    <w:p>
+      <w:pPr>
+        <w:pStyle w:val="NormalWeb"/>
+        <w:jc w:val="both"/>
+      </w:pPr>
+      <w:r>
+        <w:t>This screen displays low-threat alerts where weapons are detected without suspicious behavior.</w:t>
+      </w:r>
+    </w:p>
+    <w:p>
+      <w:pPr>
+        <w:pStyle w:val="NormalWeb"/>
+        <w:jc w:val="both"/>
+      </w:pPr>
+      <w:r>
+        <w:t>The interface shows:</w:t>
       </w:r>
     </w:p>
     <w:p>
@@ -5234,12 +4910,12 @@
         <w:pStyle w:val="NormalWeb"/>
         <w:numPr>
           <w:ilvl w:val="0"/>
-          <w:numId w:val="23"/>
+          <w:numId w:val="20"/>
         </w:numPr>
         <w:jc w:val="both"/>
       </w:pPr>
       <w:r>
-        <w:t>View live CCTV feed</w:t>
+        <w:t>Camera information</w:t>
       </w:r>
     </w:p>
     <w:p>
@@ -5247,12 +4923,12 @@
         <w:pStyle w:val="NormalWeb"/>
         <w:numPr>
           <w:ilvl w:val="0"/>
-          <w:numId w:val="23"/>
+          <w:numId w:val="20"/>
         </w:numPr>
         <w:jc w:val="both"/>
       </w:pPr>
       <w:r>
-        <w:t>Switch between cameras</w:t>
+        <w:t>Detection confidence</w:t>
       </w:r>
     </w:p>
     <w:p>
@@ -5260,12 +4936,12 @@
         <w:pStyle w:val="NormalWeb"/>
         <w:numPr>
           <w:ilvl w:val="0"/>
-          <w:numId w:val="23"/>
+          <w:numId w:val="20"/>
         </w:numPr>
         <w:jc w:val="both"/>
       </w:pPr>
       <w:r>
-        <w:t>Save snapshots</w:t>
+        <w:t>Timestamp</w:t>
       </w:r>
     </w:p>
     <w:p>
@@ -5273,21 +4949,73 @@
         <w:pStyle w:val="NormalWeb"/>
         <w:numPr>
           <w:ilvl w:val="0"/>
-          <w:numId w:val="23"/>
+          <w:numId w:val="20"/>
         </w:numPr>
         <w:jc w:val="both"/>
       </w:pPr>
       <w:r>
-        <w:t>Flag suspicious events as evidence</w:t>
-      </w:r>
-    </w:p>
-    <w:p>
-      <w:pPr>
-        <w:pStyle w:val="NormalWeb"/>
-        <w:jc w:val="both"/>
-      </w:pPr>
-      <w:r>
-        <w:t>The screen also displays alert indicators and live camera status.</w:t>
+        <w:t>Evidence video clip</w:t>
+      </w:r>
+    </w:p>
+    <w:p>
+      <w:pPr>
+        <w:pStyle w:val="NormalWeb"/>
+        <w:numPr>
+          <w:ilvl w:val="0"/>
+          <w:numId w:val="20"/>
+        </w:numPr>
+        <w:jc w:val="both"/>
+      </w:pPr>
+      <w:r>
+        <w:t>Action buttons</w:t>
+      </w:r>
+    </w:p>
+    <w:p>
+      <w:pPr>
+        <w:pStyle w:val="NormalWeb"/>
+        <w:jc w:val="both"/>
+      </w:pPr>
+      <w:r>
+        <w:t>Users can:</w:t>
+      </w:r>
+    </w:p>
+    <w:p>
+      <w:pPr>
+        <w:pStyle w:val="NormalWeb"/>
+        <w:numPr>
+          <w:ilvl w:val="0"/>
+          <w:numId w:val="21"/>
+        </w:numPr>
+        <w:jc w:val="both"/>
+      </w:pPr>
+      <w:r>
+        <w:t>Dispatch nearest unit</w:t>
+      </w:r>
+    </w:p>
+    <w:p>
+      <w:pPr>
+        <w:pStyle w:val="NormalWeb"/>
+        <w:numPr>
+          <w:ilvl w:val="0"/>
+          <w:numId w:val="21"/>
+        </w:numPr>
+        <w:jc w:val="both"/>
+      </w:pPr>
+      <w:r>
+        <w:t>Escalate to tracking mode</w:t>
+      </w:r>
+    </w:p>
+    <w:p>
+      <w:pPr>
+        <w:pStyle w:val="NormalWeb"/>
+        <w:numPr>
+          <w:ilvl w:val="0"/>
+          <w:numId w:val="21"/>
+        </w:numPr>
+        <w:jc w:val="both"/>
+      </w:pPr>
+      <w:r>
+        <w:t>Mark alert as false positive</w:t>
       </w:r>
     </w:p>
     <w:p>
@@ -5297,10 +5025,10 @@
       </w:pPr>
       <w:r>
         <w:drawing>
-          <wp:inline distT="0" distB="0" distL="0" distR="0" wp14:anchorId="54384474" wp14:editId="37105830">
-            <wp:extent cx="2881969" cy="6229350"/>
-            <wp:effectExtent l="0" t="0" r="0" b="0"/>
-            <wp:docPr id="44" name="Picture 44"/>
+          <wp:inline distT="0" distB="0" distL="0" distR="0" wp14:anchorId="7A437990" wp14:editId="2594ED3D">
+            <wp:extent cx="2454556" cy="5003800"/>
+            <wp:effectExtent l="0" t="0" r="3175" b="6350"/>
+            <wp:docPr id="42" name="Picture 42"/>
             <wp:cNvGraphicFramePr>
               <a:graphicFrameLocks xmlns:a="http://schemas.openxmlformats.org/drawingml/2006/main" noChangeAspect="1"/>
             </wp:cNvGraphicFramePr>
@@ -5320,7 +5048,7 @@
                   <pic:spPr>
                     <a:xfrm>
                       <a:off x="0" y="0"/>
-                      <a:ext cx="2892227" cy="6251523"/>
+                      <a:ext cx="2461061" cy="5017060"/>
                     </a:xfrm>
                     <a:prstGeom prst="rect">
                       <a:avLst/>
@@ -5340,16 +5068,25 @@
       </w:pPr>
       <w:r>
         <w:lastRenderedPageBreak/>
-        <w:t>6. Suspect Profile Screen</w:t>
-      </w:r>
-    </w:p>
-    <w:p>
-      <w:pPr>
-        <w:pStyle w:val="NormalWeb"/>
-        <w:jc w:val="both"/>
-      </w:pPr>
-      <w:r>
-        <w:t>This screen stores information related to tracked suspects including:</w:t>
+        <w:t>4. Level 2 Tracking Screen</w:t>
+      </w:r>
+    </w:p>
+    <w:p>
+      <w:pPr>
+        <w:pStyle w:val="NormalWeb"/>
+        <w:jc w:val="both"/>
+      </w:pPr>
+      <w:r>
+        <w:t>This screen is activated during high-threat situations.</w:t>
+      </w:r>
+    </w:p>
+    <w:p>
+      <w:pPr>
+        <w:pStyle w:val="NormalWeb"/>
+        <w:jc w:val="both"/>
+      </w:pPr>
+      <w:r>
+        <w:t>Features include:</w:t>
       </w:r>
     </w:p>
     <w:p>
@@ -5357,12 +5094,12 @@
         <w:pStyle w:val="NormalWeb"/>
         <w:numPr>
           <w:ilvl w:val="0"/>
-          <w:numId w:val="24"/>
+          <w:numId w:val="22"/>
         </w:numPr>
         <w:jc w:val="both"/>
       </w:pPr>
       <w:r>
-        <w:t>Appearance description</w:t>
+        <w:t>Multi-camera suspect tracking</w:t>
       </w:r>
     </w:p>
     <w:p>
@@ -5370,12 +5107,12 @@
         <w:pStyle w:val="NormalWeb"/>
         <w:numPr>
           <w:ilvl w:val="0"/>
-          <w:numId w:val="24"/>
+          <w:numId w:val="22"/>
         </w:numPr>
         <w:jc w:val="both"/>
       </w:pPr>
       <w:r>
-        <w:t>Clothing details</w:t>
+        <w:t>Live movement path</w:t>
       </w:r>
     </w:p>
     <w:p>
@@ -5383,12 +5120,12 @@
         <w:pStyle w:val="NormalWeb"/>
         <w:numPr>
           <w:ilvl w:val="0"/>
-          <w:numId w:val="24"/>
+          <w:numId w:val="22"/>
         </w:numPr>
         <w:jc w:val="both"/>
       </w:pPr>
       <w:r>
-        <w:t>Sighting timeline</w:t>
+        <w:t>Suggested interception points</w:t>
       </w:r>
     </w:p>
     <w:p>
@@ -5396,12 +5133,12 @@
         <w:pStyle w:val="NormalWeb"/>
         <w:numPr>
           <w:ilvl w:val="0"/>
-          <w:numId w:val="24"/>
+          <w:numId w:val="22"/>
         </w:numPr>
         <w:jc w:val="both"/>
       </w:pPr>
       <w:r>
-        <w:t>Camera history</w:t>
+        <w:t>Predicted escape routes</w:t>
       </w:r>
     </w:p>
     <w:p>
@@ -5409,21 +5146,21 @@
         <w:pStyle w:val="NormalWeb"/>
         <w:numPr>
           <w:ilvl w:val="0"/>
-          <w:numId w:val="24"/>
+          <w:numId w:val="22"/>
         </w:numPr>
         <w:jc w:val="both"/>
       </w:pPr>
       <w:r>
-        <w:t>Evidence clips</w:t>
-      </w:r>
-    </w:p>
-    <w:p>
-      <w:pPr>
-        <w:pStyle w:val="NormalWeb"/>
-        <w:jc w:val="both"/>
-      </w:pPr>
-      <w:r>
-        <w:t>The screen helps officers review suspect-related information efficiently.</w:t>
+        <w:t>Tracking status updates</w:t>
+      </w:r>
+    </w:p>
+    <w:p>
+      <w:pPr>
+        <w:pStyle w:val="NormalWeb"/>
+        <w:jc w:val="both"/>
+      </w:pPr>
+      <w:r>
+        <w:t>This screen represents the intelligent surveillance capability of the system.</w:t>
       </w:r>
     </w:p>
     <w:p>
@@ -5433,10 +5170,10 @@
       </w:pPr>
       <w:r>
         <w:drawing>
-          <wp:inline distT="0" distB="0" distL="0" distR="0" wp14:anchorId="6FC45481" wp14:editId="6EFCACE2">
-            <wp:extent cx="2724150" cy="5961798"/>
-            <wp:effectExtent l="0" t="0" r="0" b="1270"/>
-            <wp:docPr id="45" name="Picture 45"/>
+          <wp:inline distT="0" distB="0" distL="0" distR="0" wp14:anchorId="31AC466D" wp14:editId="2BA2825A">
+            <wp:extent cx="2590800" cy="5538131"/>
+            <wp:effectExtent l="0" t="0" r="0" b="5715"/>
+            <wp:docPr id="43" name="Picture 43"/>
             <wp:cNvGraphicFramePr>
               <a:graphicFrameLocks xmlns:a="http://schemas.openxmlformats.org/drawingml/2006/main" noChangeAspect="1"/>
             </wp:cNvGraphicFramePr>
@@ -5456,7 +5193,7 @@
                   <pic:spPr>
                     <a:xfrm>
                       <a:off x="0" y="0"/>
-                      <a:ext cx="2726328" cy="5966564"/>
+                      <a:ext cx="2596868" cy="5551103"/>
                     </a:xfrm>
                     <a:prstGeom prst="rect">
                       <a:avLst/>
@@ -5471,26 +5208,21 @@
     </w:p>
     <w:p>
       <w:pPr>
-        <w:pStyle w:val="NormalWeb"/>
-        <w:jc w:val="center"/>
-      </w:pPr>
-    </w:p>
-    <w:p>
-      <w:pPr>
         <w:pStyle w:val="Heading3"/>
         <w:jc w:val="both"/>
       </w:pPr>
       <w:r>
-        <w:t>7. Settings and Profile Screen</w:t>
-      </w:r>
-    </w:p>
-    <w:p>
-      <w:pPr>
-        <w:pStyle w:val="NormalWeb"/>
-        <w:jc w:val="both"/>
-      </w:pPr>
-      <w:r>
-        <w:t>The settings interface allows users to manage:</w:t>
+        <w:lastRenderedPageBreak/>
+        <w:t>5. Camera Feed Screen</w:t>
+      </w:r>
+    </w:p>
+    <w:p>
+      <w:pPr>
+        <w:pStyle w:val="NormalWeb"/>
+        <w:jc w:val="both"/>
+      </w:pPr>
+      <w:r>
+        <w:t>The camera feed interface allows users to:</w:t>
       </w:r>
     </w:p>
     <w:p>
@@ -5498,12 +5230,12 @@
         <w:pStyle w:val="NormalWeb"/>
         <w:numPr>
           <w:ilvl w:val="0"/>
-          <w:numId w:val="25"/>
+          <w:numId w:val="23"/>
         </w:numPr>
         <w:jc w:val="both"/>
       </w:pPr>
       <w:r>
-        <w:t>Alert preferences</w:t>
+        <w:t>View live CCTV feed</w:t>
       </w:r>
     </w:p>
     <w:p>
@@ -5511,12 +5243,12 @@
         <w:pStyle w:val="NormalWeb"/>
         <w:numPr>
           <w:ilvl w:val="0"/>
-          <w:numId w:val="25"/>
+          <w:numId w:val="23"/>
         </w:numPr>
         <w:jc w:val="both"/>
       </w:pPr>
       <w:r>
-        <w:t>Escalation notifications</w:t>
+        <w:t>Switch between cameras</w:t>
       </w:r>
     </w:p>
     <w:p>
@@ -5524,12 +5256,12 @@
         <w:pStyle w:val="NormalWeb"/>
         <w:numPr>
           <w:ilvl w:val="0"/>
-          <w:numId w:val="25"/>
+          <w:numId w:val="23"/>
         </w:numPr>
         <w:jc w:val="both"/>
       </w:pPr>
       <w:r>
-        <w:t>Shift reminders</w:t>
+        <w:t>Save snapshots</w:t>
       </w:r>
     </w:p>
     <w:p>
@@ -5537,34 +5269,21 @@
         <w:pStyle w:val="NormalWeb"/>
         <w:numPr>
           <w:ilvl w:val="0"/>
-          <w:numId w:val="25"/>
+          <w:numId w:val="23"/>
         </w:numPr>
         <w:jc w:val="both"/>
       </w:pPr>
       <w:r>
-        <w:t>Camera network settings</w:t>
-      </w:r>
-    </w:p>
-    <w:p>
-      <w:pPr>
-        <w:pStyle w:val="NormalWeb"/>
-        <w:numPr>
-          <w:ilvl w:val="0"/>
-          <w:numId w:val="25"/>
-        </w:numPr>
-        <w:jc w:val="both"/>
-      </w:pPr>
-      <w:r>
-        <w:t>AI model version information</w:t>
-      </w:r>
-    </w:p>
-    <w:p>
-      <w:pPr>
-        <w:pStyle w:val="NormalWeb"/>
-        <w:jc w:val="both"/>
-      </w:pPr>
-      <w:r>
-        <w:t>The profile section also displays officer information and statistics.</w:t>
+        <w:t>Flag suspicious events as evidence</w:t>
+      </w:r>
+    </w:p>
+    <w:p>
+      <w:pPr>
+        <w:pStyle w:val="NormalWeb"/>
+        <w:jc w:val="both"/>
+      </w:pPr>
+      <w:r>
+        <w:t>The screen also displays alert indicators and live camera status.</w:t>
       </w:r>
     </w:p>
     <w:p>
@@ -5574,10 +5293,10 @@
       </w:pPr>
       <w:r>
         <w:drawing>
-          <wp:inline distT="0" distB="0" distL="0" distR="0" wp14:anchorId="286E4827" wp14:editId="7164DA2F">
-            <wp:extent cx="2622550" cy="5668617"/>
-            <wp:effectExtent l="0" t="0" r="6350" b="8890"/>
-            <wp:docPr id="46" name="Picture 46"/>
+          <wp:inline distT="0" distB="0" distL="0" distR="0" wp14:anchorId="54384474" wp14:editId="37105830">
+            <wp:extent cx="2881969" cy="6229350"/>
+            <wp:effectExtent l="0" t="0" r="0" b="0"/>
+            <wp:docPr id="44" name="Picture 44"/>
             <wp:cNvGraphicFramePr>
               <a:graphicFrameLocks xmlns:a="http://schemas.openxmlformats.org/drawingml/2006/main" noChangeAspect="1"/>
             </wp:cNvGraphicFramePr>
@@ -5597,6 +5316,283 @@
                   <pic:spPr>
                     <a:xfrm>
                       <a:off x="0" y="0"/>
+                      <a:ext cx="2892227" cy="6251523"/>
+                    </a:xfrm>
+                    <a:prstGeom prst="rect">
+                      <a:avLst/>
+                    </a:prstGeom>
+                  </pic:spPr>
+                </pic:pic>
+              </a:graphicData>
+            </a:graphic>
+          </wp:inline>
+        </w:drawing>
+      </w:r>
+    </w:p>
+    <w:p>
+      <w:pPr>
+        <w:pStyle w:val="Heading3"/>
+        <w:jc w:val="both"/>
+      </w:pPr>
+      <w:r>
+        <w:lastRenderedPageBreak/>
+        <w:t>6. Suspect Profile Screen</w:t>
+      </w:r>
+    </w:p>
+    <w:p>
+      <w:pPr>
+        <w:pStyle w:val="NormalWeb"/>
+        <w:jc w:val="both"/>
+      </w:pPr>
+      <w:r>
+        <w:t>This screen stores information related to tracked suspects including:</w:t>
+      </w:r>
+    </w:p>
+    <w:p>
+      <w:pPr>
+        <w:pStyle w:val="NormalWeb"/>
+        <w:numPr>
+          <w:ilvl w:val="0"/>
+          <w:numId w:val="24"/>
+        </w:numPr>
+        <w:jc w:val="both"/>
+      </w:pPr>
+      <w:r>
+        <w:t>Appearance description</w:t>
+      </w:r>
+    </w:p>
+    <w:p>
+      <w:pPr>
+        <w:pStyle w:val="NormalWeb"/>
+        <w:numPr>
+          <w:ilvl w:val="0"/>
+          <w:numId w:val="24"/>
+        </w:numPr>
+        <w:jc w:val="both"/>
+      </w:pPr>
+      <w:r>
+        <w:t>Clothing details</w:t>
+      </w:r>
+    </w:p>
+    <w:p>
+      <w:pPr>
+        <w:pStyle w:val="NormalWeb"/>
+        <w:numPr>
+          <w:ilvl w:val="0"/>
+          <w:numId w:val="24"/>
+        </w:numPr>
+        <w:jc w:val="both"/>
+      </w:pPr>
+      <w:r>
+        <w:t>Sighting timeline</w:t>
+      </w:r>
+    </w:p>
+    <w:p>
+      <w:pPr>
+        <w:pStyle w:val="NormalWeb"/>
+        <w:numPr>
+          <w:ilvl w:val="0"/>
+          <w:numId w:val="24"/>
+        </w:numPr>
+        <w:jc w:val="both"/>
+      </w:pPr>
+      <w:r>
+        <w:t>Camera history</w:t>
+      </w:r>
+    </w:p>
+    <w:p>
+      <w:pPr>
+        <w:pStyle w:val="NormalWeb"/>
+        <w:numPr>
+          <w:ilvl w:val="0"/>
+          <w:numId w:val="24"/>
+        </w:numPr>
+        <w:jc w:val="both"/>
+      </w:pPr>
+      <w:r>
+        <w:t>Evidence clips</w:t>
+      </w:r>
+    </w:p>
+    <w:p>
+      <w:pPr>
+        <w:pStyle w:val="NormalWeb"/>
+        <w:jc w:val="both"/>
+      </w:pPr>
+      <w:r>
+        <w:t>The screen helps officers review suspect-related information efficiently.</w:t>
+      </w:r>
+    </w:p>
+    <w:p>
+      <w:pPr>
+        <w:pStyle w:val="NormalWeb"/>
+        <w:jc w:val="center"/>
+      </w:pPr>
+      <w:r>
+        <w:drawing>
+          <wp:inline distT="0" distB="0" distL="0" distR="0" wp14:anchorId="6FC45481" wp14:editId="6EFCACE2">
+            <wp:extent cx="2724150" cy="5961798"/>
+            <wp:effectExtent l="0" t="0" r="0" b="1270"/>
+            <wp:docPr id="45" name="Picture 45"/>
+            <wp:cNvGraphicFramePr>
+              <a:graphicFrameLocks xmlns:a="http://schemas.openxmlformats.org/drawingml/2006/main" noChangeAspect="1"/>
+            </wp:cNvGraphicFramePr>
+            <a:graphic xmlns:a="http://schemas.openxmlformats.org/drawingml/2006/main">
+              <a:graphicData uri="http://schemas.openxmlformats.org/drawingml/2006/picture">
+                <pic:pic xmlns:pic="http://schemas.openxmlformats.org/drawingml/2006/picture">
+                  <pic:nvPicPr>
+                    <pic:cNvPr id="1" name=""/>
+                    <pic:cNvPicPr/>
+                  </pic:nvPicPr>
+                  <pic:blipFill>
+                    <a:blip r:embed="rId17"/>
+                    <a:stretch>
+                      <a:fillRect/>
+                    </a:stretch>
+                  </pic:blipFill>
+                  <pic:spPr>
+                    <a:xfrm>
+                      <a:off x="0" y="0"/>
+                      <a:ext cx="2726328" cy="5966564"/>
+                    </a:xfrm>
+                    <a:prstGeom prst="rect">
+                      <a:avLst/>
+                    </a:prstGeom>
+                  </pic:spPr>
+                </pic:pic>
+              </a:graphicData>
+            </a:graphic>
+          </wp:inline>
+        </w:drawing>
+      </w:r>
+    </w:p>
+    <w:p>
+      <w:pPr>
+        <w:pStyle w:val="NormalWeb"/>
+        <w:jc w:val="center"/>
+      </w:pPr>
+    </w:p>
+    <w:p>
+      <w:pPr>
+        <w:pStyle w:val="Heading3"/>
+        <w:jc w:val="both"/>
+      </w:pPr>
+      <w:r>
+        <w:t>7. Settings and Profile Screen</w:t>
+      </w:r>
+    </w:p>
+    <w:p>
+      <w:pPr>
+        <w:pStyle w:val="NormalWeb"/>
+        <w:jc w:val="both"/>
+      </w:pPr>
+      <w:r>
+        <w:t>The settings interface allows users to manage:</w:t>
+      </w:r>
+    </w:p>
+    <w:p>
+      <w:pPr>
+        <w:pStyle w:val="NormalWeb"/>
+        <w:numPr>
+          <w:ilvl w:val="0"/>
+          <w:numId w:val="25"/>
+        </w:numPr>
+        <w:jc w:val="both"/>
+      </w:pPr>
+      <w:r>
+        <w:t>Alert preferences</w:t>
+      </w:r>
+    </w:p>
+    <w:p>
+      <w:pPr>
+        <w:pStyle w:val="NormalWeb"/>
+        <w:numPr>
+          <w:ilvl w:val="0"/>
+          <w:numId w:val="25"/>
+        </w:numPr>
+        <w:jc w:val="both"/>
+      </w:pPr>
+      <w:r>
+        <w:t>Escalation notifications</w:t>
+      </w:r>
+    </w:p>
+    <w:p>
+      <w:pPr>
+        <w:pStyle w:val="NormalWeb"/>
+        <w:numPr>
+          <w:ilvl w:val="0"/>
+          <w:numId w:val="25"/>
+        </w:numPr>
+        <w:jc w:val="both"/>
+      </w:pPr>
+      <w:r>
+        <w:t>Shift reminders</w:t>
+      </w:r>
+    </w:p>
+    <w:p>
+      <w:pPr>
+        <w:pStyle w:val="NormalWeb"/>
+        <w:numPr>
+          <w:ilvl w:val="0"/>
+          <w:numId w:val="25"/>
+        </w:numPr>
+        <w:jc w:val="both"/>
+      </w:pPr>
+      <w:r>
+        <w:t>Camera network settings</w:t>
+      </w:r>
+    </w:p>
+    <w:p>
+      <w:pPr>
+        <w:pStyle w:val="NormalWeb"/>
+        <w:numPr>
+          <w:ilvl w:val="0"/>
+          <w:numId w:val="25"/>
+        </w:numPr>
+        <w:jc w:val="both"/>
+      </w:pPr>
+      <w:r>
+        <w:t>AI model version information</w:t>
+      </w:r>
+    </w:p>
+    <w:p>
+      <w:pPr>
+        <w:pStyle w:val="NormalWeb"/>
+        <w:jc w:val="both"/>
+      </w:pPr>
+      <w:r>
+        <w:t>The profile section also displays officer information and statistics.</w:t>
+      </w:r>
+    </w:p>
+    <w:p>
+      <w:pPr>
+        <w:pStyle w:val="NormalWeb"/>
+        <w:jc w:val="center"/>
+      </w:pPr>
+      <w:r>
+        <w:drawing>
+          <wp:inline distT="0" distB="0" distL="0" distR="0" wp14:anchorId="286E4827" wp14:editId="7164DA2F">
+            <wp:extent cx="2622550" cy="5668617"/>
+            <wp:effectExtent l="0" t="0" r="6350" b="8890"/>
+            <wp:docPr id="46" name="Picture 46"/>
+            <wp:cNvGraphicFramePr>
+              <a:graphicFrameLocks xmlns:a="http://schemas.openxmlformats.org/drawingml/2006/main" noChangeAspect="1"/>
+            </wp:cNvGraphicFramePr>
+            <a:graphic xmlns:a="http://schemas.openxmlformats.org/drawingml/2006/main">
+              <a:graphicData uri="http://schemas.openxmlformats.org/drawingml/2006/picture">
+                <pic:pic xmlns:pic="http://schemas.openxmlformats.org/drawingml/2006/picture">
+                  <pic:nvPicPr>
+                    <pic:cNvPr id="1" name=""/>
+                    <pic:cNvPicPr/>
+                  </pic:nvPicPr>
+                  <pic:blipFill>
+                    <a:blip r:embed="rId18"/>
+                    <a:stretch>
+                      <a:fillRect/>
+                    </a:stretch>
+                  </pic:blipFill>
+                  <pic:spPr>
+                    <a:xfrm>
+                      <a:off x="0" y="0"/>
                       <a:ext cx="2625775" cy="5675588"/>
                     </a:xfrm>
                     <a:prstGeom prst="rect">
@@ -7226,15 +7222,7 @@
         <w:jc w:val="both"/>
       </w:pPr>
       <w:r>
-        <w:t xml:space="preserve">The </w:t>
-      </w:r>
-      <w:proofErr w:type="spellStart"/>
-      <w:r>
-        <w:t>AegisNet</w:t>
-      </w:r>
-      <w:proofErr w:type="spellEnd"/>
-      <w:r>
-        <w:t xml:space="preserve"> prototype successfully demonstrates the interface and interaction flow of an AI-powered smart surveillance and criminal tracking system. The prototype includes all required screens, interactive navigation, and modern interface design principles.</w:t>
+        <w:t>The AegisNet prototype successfully demonstrates the interface and interaction flow of an AI-powered smart surveillance and criminal tracking system. The prototype includes all required screens, interactive navigation, and modern interface design principles.</w:t>
       </w:r>
     </w:p>
     <w:p>
